--- a/enterprise-architectuur/niveau-2/deel-19/werkboek.docx
+++ b/enterprise-architectuur/niveau-2/deel-19/werkboek.docx
@@ -50,21 +50,22 @@
     </w:p>
     <w:p>
       <w:pPr>
-        <w:spacing w:after="160" w:line="300"/>
-        <w:jc w:val="left"/>
-      </w:pPr>
-      <w:r>
-        <w:rPr>
-          <w:rFonts w:ascii="Calibri" w:cs="Calibri" w:eastAsia="Calibri" w:hAnsi="Calibri"/>
-          <w:b w:val="false"/>
-          <w:bCs w:val="false"/>
-          <w:i w:val="false"/>
-          <w:iCs w:val="false"/>
-          <w:color w:val="1A1A1A"/>
-          <w:sz w:val="21"/>
-          <w:szCs w:val="21"/>
-        </w:rPr>
-        <w:t xml:space="preserve">## Dagdeel A</w:t>
+        <w:pStyle w:val="Heading2"/>
+        <w:pBdr>
+          <w:bottom w:val="single" w:color="2563A8" w:sz="6" w:space="4"/>
+        </w:pBdr>
+        <w:spacing w:after="160" w:before="300"/>
+      </w:pPr>
+      <w:r>
+        <w:rPr>
+          <w:rFonts w:ascii="Calibri" w:cs="Calibri" w:eastAsia="Calibri" w:hAnsi="Calibri"/>
+          <w:b/>
+          <w:bCs/>
+          <w:color w:val="2563A8"/>
+          <w:sz w:val="24"/>
+          <w:szCs w:val="24"/>
+        </w:rPr>
+        <w:t xml:space="preserve">Dagdeel A</w:t>
       </w:r>
     </w:p>
     <w:p>
@@ -644,21 +645,22 @@
     </w:tbl>
     <w:p>
       <w:pPr>
-        <w:spacing w:after="160" w:line="300"/>
-        <w:jc w:val="left"/>
-      </w:pPr>
-      <w:r>
-        <w:rPr>
-          <w:rFonts w:ascii="Calibri" w:cs="Calibri" w:eastAsia="Calibri" w:hAnsi="Calibri"/>
-          <w:b w:val="false"/>
-          <w:bCs w:val="false"/>
-          <w:i w:val="false"/>
-          <w:iCs w:val="false"/>
-          <w:color w:val="1A1A1A"/>
-          <w:sz w:val="21"/>
-          <w:szCs w:val="21"/>
-        </w:rPr>
-        <w:t xml:space="preserve">## Dagdeel B</w:t>
+        <w:pStyle w:val="Heading2"/>
+        <w:pBdr>
+          <w:bottom w:val="single" w:color="2563A8" w:sz="6" w:space="4"/>
+        </w:pBdr>
+        <w:spacing w:after="160" w:before="300"/>
+      </w:pPr>
+      <w:r>
+        <w:rPr>
+          <w:rFonts w:ascii="Calibri" w:cs="Calibri" w:eastAsia="Calibri" w:hAnsi="Calibri"/>
+          <w:b/>
+          <w:bCs/>
+          <w:color w:val="2563A8"/>
+          <w:sz w:val="24"/>
+          <w:szCs w:val="24"/>
+        </w:rPr>
+        <w:t xml:space="preserve">Dagdeel B</w:t>
       </w:r>
     </w:p>
     <w:p>
@@ -1085,22 +1087,8 @@
       </w:r>
     </w:p>
     <w:p>
-      <w:pPr>
-        <w:spacing w:after="160" w:line="300"/>
-        <w:jc w:val="left"/>
-      </w:pPr>
-      <w:r>
-        <w:rPr>
-          <w:rFonts w:ascii="Calibri" w:cs="Calibri" w:eastAsia="Calibri" w:hAnsi="Calibri"/>
-          <w:b w:val="false"/>
-          <w:bCs w:val="false"/>
-          <w:i w:val="false"/>
-          <w:iCs w:val="false"/>
-          <w:color w:val="1A1A1A"/>
-          <w:sz w:val="21"/>
-          <w:szCs w:val="21"/>
-        </w:rPr>
-        <w:t xml:space="preserve">## Modeluitwerkingen</w:t>
+      <w:r>
+        <w:br w:type="page"/>
       </w:r>
     </w:p>
     <w:p>
@@ -1120,45 +1108,7 @@
           <w:sz w:val="24"/>
           <w:szCs w:val="24"/>
         </w:rPr>
-        <w:t xml:space="preserve">Uitwerking opdracht 1</w:t>
-      </w:r>
-    </w:p>
-    <w:p>
-      <w:pPr>
-        <w:spacing w:after="160" w:line="300"/>
-        <w:jc w:val="left"/>
-      </w:pPr>
-      <w:r>
-        <w:rPr>
-          <w:rFonts w:ascii="Calibri" w:cs="Calibri" w:eastAsia="Calibri" w:hAnsi="Calibri"/>
-          <w:b w:val="false"/>
-          <w:bCs w:val="false"/>
-          <w:i w:val="false"/>
-          <w:iCs w:val="false"/>
-          <w:color w:val="1A1A1A"/>
-          <w:sz w:val="21"/>
-          <w:szCs w:val="21"/>
-        </w:rPr>
-        <w:t xml:space="preserve">Kader: 1, 3, 5, 7. Ontwerp: 2, 4, 6, 8.</w:t>
-      </w:r>
-    </w:p>
-    <w:p>
-      <w:pPr>
-        <w:spacing w:after="160" w:line="300"/>
-        <w:jc w:val="left"/>
-      </w:pPr>
-      <w:r>
-        <w:rPr>
-          <w:rFonts w:ascii="Calibri" w:cs="Calibri" w:eastAsia="Calibri" w:hAnsi="Calibri"/>
-          <w:b w:val="false"/>
-          <w:bCs w:val="false"/>
-          <w:i w:val="false"/>
-          <w:iCs w:val="false"/>
-          <w:color w:val="1A1A1A"/>
-          <w:sz w:val="21"/>
-          <w:szCs w:val="21"/>
-        </w:rPr>
-        <w:t xml:space="preserve">Verantwoording: als kaders elke sprint ter discussie staan, verspilt het team tijd aan vragen die al beantwoord zijn (de rationale achter elk principe is immers al vastgelegd — niveau 1, deel 9), en ontstaat het risico dat verschillende sprints tot verschillende antwoorden komen — precies de inconsistentie die B5 (niveau 1) veroorzaakte.</w:t>
+        <w:t xml:space="preserve">Modeluitwerkingen</w:t>
       </w:r>
     </w:p>
     <w:p>
@@ -1178,115 +1128,45 @@
           <w:sz w:val="24"/>
           <w:szCs w:val="24"/>
         </w:rPr>
-        <w:t xml:space="preserve">Uitwerking opdracht 2</w:t>
-      </w:r>
-    </w:p>
-    <w:p>
-      <w:pPr>
-        <w:pStyle w:val="ListParagraph"/>
-        <w:numPr>
-          <w:ilvl w:val="0"/>
-          <w:numId w:val="1"/>
-        </w:numPr>
-        <w:spacing w:after="100" w:line="290"/>
-      </w:pPr>
-      <w:r>
-        <w:rPr>
-          <w:rFonts w:ascii="Calibri" w:cs="Calibri" w:eastAsia="Calibri" w:hAnsi="Calibri"/>
-          <w:b/>
-          <w:bCs/>
-          <w:i w:val="false"/>
-          <w:iCs w:val="false"/>
-          <w:color w:val="1A1A1A"/>
-          <w:sz w:val="21"/>
-          <w:szCs w:val="21"/>
-        </w:rPr>
-        <w:t xml:space="preserve">a. </w:t>
-      </w:r>
-      <w:r>
-        <w:rPr>
-          <w:rFonts w:ascii="Calibri" w:cs="Calibri" w:eastAsia="Calibri" w:hAnsi="Calibri"/>
-          <w:b w:val="false"/>
-          <w:bCs w:val="false"/>
-          <w:i w:val="false"/>
-          <w:iCs w:val="false"/>
-          <w:color w:val="1A1A1A"/>
-          <w:sz w:val="21"/>
-          <w:szCs w:val="21"/>
-        </w:rPr>
-        <w:t xml:space="preserve">Een gat in de PSA — de vraag die de review opriep, bestond niet in de oorspronkelijke bindende kaders (deel 15) en moest daarom eenmalig beantwoord worden; dat is geen poortwachterij maar het vullen van een leemte.</w:t>
-      </w:r>
-    </w:p>
-    <w:p>
-      <w:pPr>
-        <w:pStyle w:val="ListParagraph"/>
-        <w:numPr>
-          <w:ilvl w:val="0"/>
-          <w:numId w:val="1"/>
-        </w:numPr>
-        <w:spacing w:after="100" w:line="290"/>
-      </w:pPr>
-      <w:r>
-        <w:rPr>
-          <w:rFonts w:ascii="Calibri" w:cs="Calibri" w:eastAsia="Calibri" w:hAnsi="Calibri"/>
-          <w:b/>
-          <w:bCs/>
-          <w:i w:val="false"/>
-          <w:iCs w:val="false"/>
-          <w:color w:val="1A1A1A"/>
-          <w:sz w:val="21"/>
-          <w:szCs w:val="21"/>
-        </w:rPr>
-        <w:t xml:space="preserve">b. </w:t>
-      </w:r>
-      <w:r>
-        <w:rPr>
-          <w:rFonts w:ascii="Calibri" w:cs="Calibri" w:eastAsia="Calibri" w:hAnsi="Calibri"/>
-          <w:b w:val="false"/>
-          <w:bCs w:val="false"/>
-          <w:i w:val="false"/>
-          <w:iCs w:val="false"/>
-          <w:color w:val="1A1A1A"/>
-          <w:sz w:val="21"/>
-          <w:szCs w:val="21"/>
-        </w:rPr>
-        <w:t xml:space="preserve">Observatiepunten rollenspel: erkent de architect het gevoel van vertraging bij de scrum master? Legt hij uit dat dít specifieke geval eenmalig is (het gat wordt gevuld, niet elke toekomstige story getoetst)? Biedt hij een snel tijdpad (tien minuten) in plaats van een formeel proces?</w:t>
-      </w:r>
-    </w:p>
-    <w:p>
-      <w:pPr>
-        <w:pStyle w:val="ListParagraph"/>
-        <w:numPr>
-          <w:ilvl w:val="0"/>
-          <w:numId w:val="1"/>
-        </w:numPr>
-        <w:spacing w:after="100" w:line="290"/>
-      </w:pPr>
-      <w:r>
-        <w:rPr>
-          <w:rFonts w:ascii="Calibri" w:cs="Calibri" w:eastAsia="Calibri" w:hAnsi="Calibri"/>
-          <w:b/>
-          <w:bCs/>
-          <w:i w:val="false"/>
-          <w:iCs w:val="false"/>
-          <w:color w:val="1A1A1A"/>
-          <w:sz w:val="21"/>
-          <w:szCs w:val="21"/>
-        </w:rPr>
-        <w:t xml:space="preserve">c. </w:t>
-      </w:r>
-      <w:r>
-        <w:rPr>
-          <w:rFonts w:ascii="Calibri" w:cs="Calibri" w:eastAsia="Calibri" w:hAnsi="Calibri"/>
-          <w:b w:val="false"/>
-          <w:bCs w:val="false"/>
-          <w:i w:val="false"/>
-          <w:iCs w:val="false"/>
-          <w:color w:val="1A1A1A"/>
-          <w:sz w:val="21"/>
-          <w:szCs w:val="21"/>
-        </w:rPr>
-        <w:t xml:space="preserve">"Omdat het moet" beroept zich op autoriteit zonder reden; het reader-antwoord legt de oorzaak bloot (een PSA-gat) én de consequentie (eenmalig, dan nooit meer) — het verschil tussen regelgedreven en probleemgedreven communicatie, dezelfde les als deel 1's "spreek de taal van de concern".</w:t>
+        <w:t xml:space="preserve">Uitwerking opdracht 1</w:t>
+      </w:r>
+    </w:p>
+    <w:p>
+      <w:pPr>
+        <w:spacing w:after="160" w:line="300"/>
+        <w:jc w:val="left"/>
+      </w:pPr>
+      <w:r>
+        <w:rPr>
+          <w:rFonts w:ascii="Calibri" w:cs="Calibri" w:eastAsia="Calibri" w:hAnsi="Calibri"/>
+          <w:b w:val="false"/>
+          <w:bCs w:val="false"/>
+          <w:i w:val="false"/>
+          <w:iCs w:val="false"/>
+          <w:color w:val="1A1A1A"/>
+          <w:sz w:val="21"/>
+          <w:szCs w:val="21"/>
+        </w:rPr>
+        <w:t xml:space="preserve">Kader: 1, 3, 5, 7. Ontwerp: 2, 4, 6, 8.</w:t>
+      </w:r>
+    </w:p>
+    <w:p>
+      <w:pPr>
+        <w:spacing w:after="160" w:line="300"/>
+        <w:jc w:val="left"/>
+      </w:pPr>
+      <w:r>
+        <w:rPr>
+          <w:rFonts w:ascii="Calibri" w:cs="Calibri" w:eastAsia="Calibri" w:hAnsi="Calibri"/>
+          <w:b w:val="false"/>
+          <w:bCs w:val="false"/>
+          <w:i w:val="false"/>
+          <w:iCs w:val="false"/>
+          <w:color w:val="1A1A1A"/>
+          <w:sz w:val="21"/>
+          <w:szCs w:val="21"/>
+        </w:rPr>
+        <w:t xml:space="preserve">Verantwoording: als kaders elke sprint ter discussie staan, verspilt het team tijd aan vragen die al beantwoord zijn (de rationale achter elk principe is immers al vastgelegd — niveau 1, deel 9), en ontstaat het risico dat verschillende sprints tot verschillende antwoorden komen — precies de inconsistentie die B5 (niveau 1) veroorzaakte.</w:t>
       </w:r>
     </w:p>
     <w:p>
@@ -1306,7 +1186,7 @@
           <w:sz w:val="24"/>
           <w:szCs w:val="24"/>
         </w:rPr>
-        <w:t xml:space="preserve">Uitwerking opdracht 3</w:t>
+        <w:t xml:space="preserve">Uitwerking opdracht 2</w:t>
       </w:r>
     </w:p>
     <w:p>
@@ -1342,7 +1222,7 @@
           <w:sz w:val="21"/>
           <w:szCs w:val="21"/>
         </w:rPr>
-        <w:t xml:space="preserve">Modelontwerp: sprint refinement (elke sprint, architect optioneel aanwezig, adviserend bij nieuwe stories die kaders kunnen raken), sprint review (elke sprint, korte terugkoppeling of het gebouwde nog binnen kaders past), PSA-toetsing (bij mijlpalen, dieper).</w:t>
+        <w:t xml:space="preserve">Een gat in de PSA — de vraag die de review opriep, bestond niet in de oorspronkelijke bindende kaders (deel 15) en moest daarom eenmalig beantwoord worden; dat is geen poortwachterij maar het vullen van een leemte.</w:t>
       </w:r>
     </w:p>
     <w:p>
@@ -1378,7 +1258,43 @@
           <w:sz w:val="21"/>
           <w:szCs w:val="21"/>
         </w:rPr>
-        <w:t xml:space="preserve">Dagelijkse aanwezigheid zou de indruk wekken dat de architect over het dagelijkse werk gaat (het team zou zich gecontroleerd voelen, precies de poortwachter-associatie die dit deel wil wegnemen) en levert weinig op omdat de meeste daily-onderwerpen geen kaderrelevantie hebben — aanwezigheid moet schaars en gericht zijn om waardevol te blijven.</w:t>
+        <w:t xml:space="preserve">Observatiepunten rollenspel: erkent de architect het gevoel van vertraging bij de scrum master? Legt hij uit dat dít specifieke geval eenmalig is (het gat wordt gevuld, niet elke toekomstige story getoetst)? Biedt hij een snel tijdpad (tien minuten) in plaats van een formeel proces?</w:t>
+      </w:r>
+    </w:p>
+    <w:p>
+      <w:pPr>
+        <w:pStyle w:val="ListParagraph"/>
+        <w:numPr>
+          <w:ilvl w:val="0"/>
+          <w:numId w:val="1"/>
+        </w:numPr>
+        <w:spacing w:after="100" w:line="290"/>
+      </w:pPr>
+      <w:r>
+        <w:rPr>
+          <w:rFonts w:ascii="Calibri" w:cs="Calibri" w:eastAsia="Calibri" w:hAnsi="Calibri"/>
+          <w:b/>
+          <w:bCs/>
+          <w:i w:val="false"/>
+          <w:iCs w:val="false"/>
+          <w:color w:val="1A1A1A"/>
+          <w:sz w:val="21"/>
+          <w:szCs w:val="21"/>
+        </w:rPr>
+        <w:t xml:space="preserve">c. </w:t>
+      </w:r>
+      <w:r>
+        <w:rPr>
+          <w:rFonts w:ascii="Calibri" w:cs="Calibri" w:eastAsia="Calibri" w:hAnsi="Calibri"/>
+          <w:b w:val="false"/>
+          <w:bCs w:val="false"/>
+          <w:i w:val="false"/>
+          <w:iCs w:val="false"/>
+          <w:color w:val="1A1A1A"/>
+          <w:sz w:val="21"/>
+          <w:szCs w:val="21"/>
+        </w:rPr>
+        <w:t xml:space="preserve">"Omdat het moet" beroept zich op autoriteit zonder reden; het reader-antwoord legt de oorzaak bloot (een PSA-gat) én de consequentie (eenmalig, dan nooit meer) — het verschil tussen regelgedreven en probleemgedreven communicatie, dezelfde les als deel 1's "spreek de taal van de concern".</w:t>
       </w:r>
     </w:p>
     <w:p>
@@ -1398,26 +1314,79 @@
           <w:sz w:val="24"/>
           <w:szCs w:val="24"/>
         </w:rPr>
-        <w:t xml:space="preserve">Uitwerking opdracht 4</w:t>
-      </w:r>
-    </w:p>
-    <w:p>
-      <w:pPr>
-        <w:spacing w:after="160" w:line="300"/>
-        <w:jc w:val="left"/>
-      </w:pPr>
-      <w:r>
-        <w:rPr>
-          <w:rFonts w:ascii="Calibri" w:cs="Calibri" w:eastAsia="Calibri" w:hAnsi="Calibri"/>
-          <w:b w:val="false"/>
-          <w:bCs w:val="false"/>
-          <w:i w:val="false"/>
-          <w:iCs w:val="false"/>
-          <w:color w:val="1A1A1A"/>
-          <w:sz w:val="21"/>
-          <w:szCs w:val="21"/>
-        </w:rPr>
-        <w:t xml:space="preserve">a-b. Modelvoorbeeld: context (IBAN-validatie moet een format kiezen dat toekomstig internationale IBAN's ondersteunt); opties (twee bibliotheken overwogen); keuze (bibliotheek X, vanwege ISO-conformiteit); gevolgen (koppeling met premiesysteem moet dit format ook accepteren — raakt een ander team, dus ook relevant voor de samenhangtoets). Sterkste criterium hier: raakt een ander team (het premiesysteem-koppelvlak).</w:t>
+        <w:t xml:space="preserve">Uitwerking opdracht 3</w:t>
+      </w:r>
+    </w:p>
+    <w:p>
+      <w:pPr>
+        <w:pStyle w:val="ListParagraph"/>
+        <w:numPr>
+          <w:ilvl w:val="0"/>
+          <w:numId w:val="1"/>
+        </w:numPr>
+        <w:spacing w:after="100" w:line="290"/>
+      </w:pPr>
+      <w:r>
+        <w:rPr>
+          <w:rFonts w:ascii="Calibri" w:cs="Calibri" w:eastAsia="Calibri" w:hAnsi="Calibri"/>
+          <w:b/>
+          <w:bCs/>
+          <w:i w:val="false"/>
+          <w:iCs w:val="false"/>
+          <w:color w:val="1A1A1A"/>
+          <w:sz w:val="21"/>
+          <w:szCs w:val="21"/>
+        </w:rPr>
+        <w:t xml:space="preserve">a. </w:t>
+      </w:r>
+      <w:r>
+        <w:rPr>
+          <w:rFonts w:ascii="Calibri" w:cs="Calibri" w:eastAsia="Calibri" w:hAnsi="Calibri"/>
+          <w:b w:val="false"/>
+          <w:bCs w:val="false"/>
+          <w:i w:val="false"/>
+          <w:iCs w:val="false"/>
+          <w:color w:val="1A1A1A"/>
+          <w:sz w:val="21"/>
+          <w:szCs w:val="21"/>
+        </w:rPr>
+        <w:t xml:space="preserve">Modelontwerp: sprint refinement (elke sprint, architect optioneel aanwezig, adviserend bij nieuwe stories die kaders kunnen raken), sprint review (elke sprint, korte terugkoppeling of het gebouwde nog binnen kaders past), PSA-toetsing (bij mijlpalen, dieper).</w:t>
+      </w:r>
+    </w:p>
+    <w:p>
+      <w:pPr>
+        <w:pStyle w:val="ListParagraph"/>
+        <w:numPr>
+          <w:ilvl w:val="0"/>
+          <w:numId w:val="1"/>
+        </w:numPr>
+        <w:spacing w:after="100" w:line="290"/>
+      </w:pPr>
+      <w:r>
+        <w:rPr>
+          <w:rFonts w:ascii="Calibri" w:cs="Calibri" w:eastAsia="Calibri" w:hAnsi="Calibri"/>
+          <w:b/>
+          <w:bCs/>
+          <w:i w:val="false"/>
+          <w:iCs w:val="false"/>
+          <w:color w:val="1A1A1A"/>
+          <w:sz w:val="21"/>
+          <w:szCs w:val="21"/>
+        </w:rPr>
+        <w:t xml:space="preserve">b. </w:t>
+      </w:r>
+      <w:r>
+        <w:rPr>
+          <w:rFonts w:ascii="Calibri" w:cs="Calibri" w:eastAsia="Calibri" w:hAnsi="Calibri"/>
+          <w:b w:val="false"/>
+          <w:bCs w:val="false"/>
+          <w:i w:val="false"/>
+          <w:iCs w:val="false"/>
+          <w:color w:val="1A1A1A"/>
+          <w:sz w:val="21"/>
+          <w:szCs w:val="21"/>
+        </w:rPr>
+        <w:t xml:space="preserve">Dagelijkse aanwezigheid zou de indruk wekken dat de architect over het dagelijkse werk gaat (het team zou zich gecontroleerd voelen, precies de poortwachter-associatie die dit deel wil wegnemen) en levert weinig op omdat de meeste daily-onderwerpen geen kaderrelevantie hebben — aanwezigheid moet schaars en gericht zijn om waardevol te blijven.</w:t>
       </w:r>
     </w:p>
     <w:p>
@@ -1437,79 +1406,26 @@
           <w:sz w:val="24"/>
           <w:szCs w:val="24"/>
         </w:rPr>
-        <w:t xml:space="preserve">Uitwerking opdracht 5</w:t>
-      </w:r>
-    </w:p>
-    <w:p>
-      <w:pPr>
-        <w:pStyle w:val="ListParagraph"/>
-        <w:numPr>
-          <w:ilvl w:val="0"/>
-          <w:numId w:val="1"/>
-        </w:numPr>
-        <w:spacing w:after="100" w:line="290"/>
-      </w:pPr>
-      <w:r>
-        <w:rPr>
-          <w:rFonts w:ascii="Calibri" w:cs="Calibri" w:eastAsia="Calibri" w:hAnsi="Calibri"/>
-          <w:b/>
-          <w:bCs/>
-          <w:i w:val="false"/>
-          <w:iCs w:val="false"/>
-          <w:color w:val="1A1A1A"/>
-          <w:sz w:val="21"/>
-          <w:szCs w:val="21"/>
-        </w:rPr>
-        <w:t xml:space="preserve">a. </w:t>
-      </w:r>
-      <w:r>
-        <w:rPr>
-          <w:rFonts w:ascii="Calibri" w:cs="Calibri" w:eastAsia="Calibri" w:hAnsi="Calibri"/>
-          <w:b w:val="false"/>
-          <w:bCs w:val="false"/>
-          <w:i w:val="false"/>
-          <w:iCs w:val="false"/>
-          <w:color w:val="1A1A1A"/>
-          <w:sz w:val="21"/>
-          <w:szCs w:val="21"/>
-        </w:rPr>
-        <w:t xml:space="preserve">Modelcriteria: "nieuwe koppelvlakken zijn ontsloten via services, tenzij een goedgekeurde afwijking bestaat" (principe "afwijken mag, verdwijnen niet"); "elk nieuw gegeven heeft een aangewezen bronregistratie, vastgelegd in de bronnenkaart" (eén-waarheid-principe); "onomkeerbare ontwerpbeslissingen hebben een ADR."</w:t>
-      </w:r>
-    </w:p>
-    <w:p>
-      <w:pPr>
-        <w:pStyle w:val="ListParagraph"/>
-        <w:numPr>
-          <w:ilvl w:val="0"/>
-          <w:numId w:val="1"/>
-        </w:numPr>
-        <w:spacing w:after="100" w:line="290"/>
-      </w:pPr>
-      <w:r>
-        <w:rPr>
-          <w:rFonts w:ascii="Calibri" w:cs="Calibri" w:eastAsia="Calibri" w:hAnsi="Calibri"/>
-          <w:b/>
-          <w:bCs/>
-          <w:i w:val="false"/>
-          <w:iCs w:val="false"/>
-          <w:color w:val="1A1A1A"/>
-          <w:sz w:val="21"/>
-          <w:szCs w:val="21"/>
-        </w:rPr>
-        <w:t xml:space="preserve">b. </w:t>
-      </w:r>
-      <w:r>
-        <w:rPr>
-          <w:rFonts w:ascii="Calibri" w:cs="Calibri" w:eastAsia="Calibri" w:hAnsi="Calibri"/>
-          <w:b w:val="false"/>
-          <w:bCs w:val="false"/>
-          <w:i w:val="false"/>
-          <w:iCs w:val="false"/>
-          <w:color w:val="1A1A1A"/>
-          <w:sz w:val="21"/>
-          <w:szCs w:val="21"/>
-        </w:rPr>
-        <w:t xml:space="preserve">De criteria zijn concreet en verifieerbaar door het team zelf (is er een ADR? staat de bron in de kaart?) zonder dat een externe partij hoeft te beoordelen — dat is precies het verschil tussen toezicht (iemand anders checkt) en eigenaarschap (het team checkt zichzelf) uit de reader §6.</w:t>
+        <w:t xml:space="preserve">Uitwerking opdracht 4</w:t>
+      </w:r>
+    </w:p>
+    <w:p>
+      <w:pPr>
+        <w:spacing w:after="160" w:line="300"/>
+        <w:jc w:val="left"/>
+      </w:pPr>
+      <w:r>
+        <w:rPr>
+          <w:rFonts w:ascii="Calibri" w:cs="Calibri" w:eastAsia="Calibri" w:hAnsi="Calibri"/>
+          <w:b w:val="false"/>
+          <w:bCs w:val="false"/>
+          <w:i w:val="false"/>
+          <w:iCs w:val="false"/>
+          <w:color w:val="1A1A1A"/>
+          <w:sz w:val="21"/>
+          <w:szCs w:val="21"/>
+        </w:rPr>
+        <w:t xml:space="preserve">a-b. Modelvoorbeeld: context (IBAN-validatie moet een format kiezen dat toekomstig internationale IBAN's ondersteunt); opties (twee bibliotheken overwogen); keuze (bibliotheek X, vanwege ISO-conformiteit); gevolgen (koppeling met premiesysteem moet dit format ook accepteren — raakt een ander team, dus ook relevant voor de samenhangtoets). Sterkste criterium hier: raakt een ander team (het premiesysteem-koppelvlak).</w:t>
       </w:r>
     </w:p>
     <w:p>
@@ -1529,6 +1445,98 @@
           <w:sz w:val="24"/>
           <w:szCs w:val="24"/>
         </w:rPr>
+        <w:t xml:space="preserve">Uitwerking opdracht 5</w:t>
+      </w:r>
+    </w:p>
+    <w:p>
+      <w:pPr>
+        <w:pStyle w:val="ListParagraph"/>
+        <w:numPr>
+          <w:ilvl w:val="0"/>
+          <w:numId w:val="1"/>
+        </w:numPr>
+        <w:spacing w:after="100" w:line="290"/>
+      </w:pPr>
+      <w:r>
+        <w:rPr>
+          <w:rFonts w:ascii="Calibri" w:cs="Calibri" w:eastAsia="Calibri" w:hAnsi="Calibri"/>
+          <w:b/>
+          <w:bCs/>
+          <w:i w:val="false"/>
+          <w:iCs w:val="false"/>
+          <w:color w:val="1A1A1A"/>
+          <w:sz w:val="21"/>
+          <w:szCs w:val="21"/>
+        </w:rPr>
+        <w:t xml:space="preserve">a. </w:t>
+      </w:r>
+      <w:r>
+        <w:rPr>
+          <w:rFonts w:ascii="Calibri" w:cs="Calibri" w:eastAsia="Calibri" w:hAnsi="Calibri"/>
+          <w:b w:val="false"/>
+          <w:bCs w:val="false"/>
+          <w:i w:val="false"/>
+          <w:iCs w:val="false"/>
+          <w:color w:val="1A1A1A"/>
+          <w:sz w:val="21"/>
+          <w:szCs w:val="21"/>
+        </w:rPr>
+        <w:t xml:space="preserve">Modelcriteria: "nieuwe koppelvlakken zijn ontsloten via services, tenzij een goedgekeurde afwijking bestaat" (principe "afwijken mag, verdwijnen niet"); "elk nieuw gegeven heeft een aangewezen bronregistratie, vastgelegd in de bronnenkaart" (eén-waarheid-principe); "onomkeerbare ontwerpbeslissingen hebben een ADR."</w:t>
+      </w:r>
+    </w:p>
+    <w:p>
+      <w:pPr>
+        <w:pStyle w:val="ListParagraph"/>
+        <w:numPr>
+          <w:ilvl w:val="0"/>
+          <w:numId w:val="1"/>
+        </w:numPr>
+        <w:spacing w:after="100" w:line="290"/>
+      </w:pPr>
+      <w:r>
+        <w:rPr>
+          <w:rFonts w:ascii="Calibri" w:cs="Calibri" w:eastAsia="Calibri" w:hAnsi="Calibri"/>
+          <w:b/>
+          <w:bCs/>
+          <w:i w:val="false"/>
+          <w:iCs w:val="false"/>
+          <w:color w:val="1A1A1A"/>
+          <w:sz w:val="21"/>
+          <w:szCs w:val="21"/>
+        </w:rPr>
+        <w:t xml:space="preserve">b. </w:t>
+      </w:r>
+      <w:r>
+        <w:rPr>
+          <w:rFonts w:ascii="Calibri" w:cs="Calibri" w:eastAsia="Calibri" w:hAnsi="Calibri"/>
+          <w:b w:val="false"/>
+          <w:bCs w:val="false"/>
+          <w:i w:val="false"/>
+          <w:iCs w:val="false"/>
+          <w:color w:val="1A1A1A"/>
+          <w:sz w:val="21"/>
+          <w:szCs w:val="21"/>
+        </w:rPr>
+        <w:t xml:space="preserve">De criteria zijn concreet en verifieerbaar door het team zelf (is er een ADR? staat de bron in de kaart?) zonder dat een externe partij hoeft te beoordelen — dat is precies het verschil tussen toezicht (iemand anders checkt) en eigenaarschap (het team checkt zichzelf) uit de reader §6.</w:t>
+      </w:r>
+    </w:p>
+    <w:p>
+      <w:pPr>
+        <w:pStyle w:val="Heading2"/>
+        <w:pBdr>
+          <w:bottom w:val="single" w:color="2563A8" w:sz="6" w:space="4"/>
+        </w:pBdr>
+        <w:spacing w:after="160" w:before="300"/>
+      </w:pPr>
+      <w:r>
+        <w:rPr>
+          <w:rFonts w:ascii="Calibri" w:cs="Calibri" w:eastAsia="Calibri" w:hAnsi="Calibri"/>
+          <w:b/>
+          <w:bCs/>
+          <w:color w:val="2563A8"/>
+          <w:sz w:val="24"/>
+          <w:szCs w:val="24"/>
+        </w:rPr>
         <w:t xml:space="preserve">Uitwerking opdracht 6</w:t>
       </w:r>
     </w:p>
@@ -1589,21 +1597,22 @@
     </w:p>
     <w:p>
       <w:pPr>
-        <w:spacing w:after="160" w:line="300"/>
-        <w:jc w:val="left"/>
-      </w:pPr>
-      <w:r>
-        <w:rPr>
-          <w:rFonts w:ascii="Calibri" w:cs="Calibri" w:eastAsia="Calibri" w:hAnsi="Calibri"/>
-          <w:b w:val="false"/>
-          <w:bCs w:val="false"/>
-          <w:i w:val="false"/>
-          <w:iCs w:val="false"/>
-          <w:color w:val="1A1A1A"/>
-          <w:sz w:val="21"/>
-          <w:szCs w:val="21"/>
-        </w:rPr>
-        <w:t xml:space="preserve">## Beoordelingskader opdracht 7</w:t>
+        <w:pStyle w:val="Heading2"/>
+        <w:pBdr>
+          <w:bottom w:val="single" w:color="2563A8" w:sz="6" w:space="4"/>
+        </w:pBdr>
+        <w:spacing w:after="160" w:before="300"/>
+      </w:pPr>
+      <w:r>
+        <w:rPr>
+          <w:rFonts w:ascii="Calibri" w:cs="Calibri" w:eastAsia="Calibri" w:hAnsi="Calibri"/>
+          <w:b/>
+          <w:bCs/>
+          <w:color w:val="2563A8"/>
+          <w:sz w:val="24"/>
+          <w:szCs w:val="24"/>
+        </w:rPr>
+        <w:t xml:space="preserve">Beoordelingskader opdracht 7</w:t>
       </w:r>
     </w:p>
     <w:p>
